--- a/IM_format/IM_Title_Page.docx
+++ b/IM_format/IM_Title_Page.docx
@@ -160,7 +160,7 @@
           <w:bCs/>
           <w:b/>
         </w:rPr>
-        <w:t xml:space="preserve">Declaration of competing interest</w:t>
+        <w:t xml:space="preserve">Data availability</w:t>
       </w:r>
     </w:p>
     <w:p>
@@ -168,137 +168,7 @@
         <w:pStyle w:val="BodyText"/>
       </w:pPr>
       <w:r>
-        <w:rPr>
-          <w:rStyle w:val="Placeholder"/>
-          <w:highlight w:val="yellow"/>
-        </w:rPr>
-        <w:t xml:space="preserve">[Author to complete, e.g., the authors declare that they have no known competing financial interests or personal relationships that could have appeared to influence the work reported in this paper.]</w:t>
-      </w:r>
-    </w:p>
-    <w:p>
-      <w:pPr>
-        <w:pStyle w:val="BodyText"/>
-      </w:pPr>
-      <w:r>
-        <w:rPr>
-          <w:bCs/>
-          <w:b/>
-        </w:rPr>
-        <w:t xml:space="preserve">CRediT authorship contribution statement</w:t>
-      </w:r>
-    </w:p>
-    <w:p>
-      <w:pPr>
-        <w:pStyle w:val="BodyText"/>
-      </w:pPr>
-      <w:r>
-        <w:rPr>
-          <w:rStyle w:val="Placeholder"/>
-          <w:highlight w:val="yellow"/>
-        </w:rPr>
-        <w:t xml:space="preserve">[Author to complete.]</w:t>
-      </w:r>
-    </w:p>
-    <w:p>
-      <w:pPr>
-        <w:pStyle w:val="BodyText"/>
-      </w:pPr>
-      <w:r>
-        <w:rPr>
-          <w:bCs/>
-          <w:b/>
-        </w:rPr>
-        <w:t xml:space="preserve">Funding</w:t>
-      </w:r>
-    </w:p>
-    <w:p>
-      <w:pPr>
-        <w:pStyle w:val="BodyText"/>
-      </w:pPr>
-      <w:r>
-        <w:rPr>
-          <w:rStyle w:val="Placeholder"/>
-          <w:highlight w:val="yellow"/>
-        </w:rPr>
-        <w:t xml:space="preserve">[Author to complete: funder and grant number, or a statement that the research received no specific grant.]</w:t>
-      </w:r>
-    </w:p>
-    <w:p>
-      <w:pPr>
-        <w:pStyle w:val="BodyText"/>
-      </w:pPr>
-      <w:r>
-        <w:rPr>
-          <w:bCs/>
-          <w:b/>
-        </w:rPr>
-        <w:t xml:space="preserve">Acknowledgments</w:t>
-      </w:r>
-    </w:p>
-    <w:p>
-      <w:pPr>
-        <w:pStyle w:val="BodyText"/>
-      </w:pPr>
-      <w:r>
-        <w:rPr>
-          <w:rStyle w:val="Placeholder"/>
-          <w:highlight w:val="yellow"/>
-        </w:rPr>
-        <w:t xml:space="preserve">[Author to complete, or delete this heading.]</w:t>
-      </w:r>
-    </w:p>
-    <w:p>
-      <w:pPr>
-        <w:pStyle w:val="BodyText"/>
-      </w:pPr>
-      <w:r>
-        <w:rPr>
-          <w:bCs/>
-          <w:b/>
-        </w:rPr>
-        <w:t xml:space="preserve">Data availability</w:t>
-      </w:r>
-    </w:p>
-    <w:p>
-      <w:pPr>
-        <w:pStyle w:val="BodyText"/>
-      </w:pPr>
-      <w:r>
         <w:t xml:space="preserve">The study uses public data: Arena overall leaderboard snapshots (Chiang et al., 2024), OpenRouter endpoint prices (OpenRouter, 2026), and SEC EDGAR XBRL company facts (SEC, 2026). The hand-coded general-availability dates of first-party AI products are derived from public product dates.</w:t>
-      </w:r>
-      <w:r>
-        <w:t xml:space="preserve"> </w:t>
-      </w:r>
-      <w:r>
-        <w:rPr>
-          <w:rStyle w:val="Placeholder"/>
-          <w:highlight w:val="yellow"/>
-        </w:rPr>
-        <w:t xml:space="preserve">[Author to complete: repository or access statement for the coded dataset.]</w:t>
-      </w:r>
-    </w:p>
-    <w:p>
-      <w:pPr>
-        <w:pStyle w:val="BodyText"/>
-      </w:pPr>
-      <w:r>
-        <w:rPr>
-          <w:bCs/>
-          <w:b/>
-        </w:rPr>
-        <w:t xml:space="preserve">Declaration of generative AI and AI-assisted technologies in the writing process</w:t>
-      </w:r>
-    </w:p>
-    <w:p>
-      <w:pPr>
-        <w:pStyle w:val="BodyText"/>
-      </w:pPr>
-      <w:r>
-        <w:rPr>
-          <w:rStyle w:val="Placeholder"/>
-          <w:highlight w:val="yellow"/>
-        </w:rPr>
-        <w:t xml:space="preserve">[Author to complete: either a statement of which tool was used, for what purpose, and that the author reviewed and edited the output, or a statement that no such tools were used.]</w:t>
       </w:r>
     </w:p>
     <w:p>
@@ -1164,13 +1034,6 @@
       <w:b w:val="0"/>
       <w:bCs w:val="0"/>
       <w:color w:themeColor="accent1" w:themeShade="BF" w:val="365F91"/>
-    </w:rPr>
-  </w:style>
-  <w:style w:type="character" w:customStyle="1" w:styleId="Placeholder">
-    <w:name w:val="Placeholder"/>
-    <w:basedOn w:val="BodyTextChar"/>
-    <w:rPr>
-      <w:highlight w:val="yellow"/>
     </w:rPr>
   </w:style>
   <w:style w:type="paragraph" w:customStyle="1" w:styleId="SourceCode">
